--- a/files/Project_Summary.docx
+++ b/files/Project_Summary.docx
@@ -36,7 +36,7 @@
           <w:color w:val="666666"/>
           <w:sz w:val="20"/>
         </w:rPr>
-        <w:t>Last updated: 26 September 2026</w:t>
+        <w:t>Last updated: 11 October 2026</w:t>
       </w:r>
     </w:p>
     <w:p/>
@@ -3442,7 +3442,7 @@
               <w:rPr>
                 <w:sz w:val="18"/>
               </w:rPr>
-              <w:t>21,224</w:t>
+              <w:t>31,894</w:t>
             </w:r>
           </w:p>
         </w:tc>
@@ -13404,7 +13404,7 @@
               <w:rPr>
                 <w:sz w:val="18"/>
               </w:rPr>
-              <w:t>2026-09-23</w:t>
+              <w:t>2026-10-11</w:t>
             </w:r>
           </w:p>
         </w:tc>
@@ -13504,7 +13504,7 @@
               <w:rPr>
                 <w:sz w:val="18"/>
               </w:rPr>
-              <w:t>2026-09-23</w:t>
+              <w:t>2026-10-11</w:t>
             </w:r>
           </w:p>
         </w:tc>
@@ -14181,7 +14181,7 @@
               <w:rPr>
                 <w:sz w:val="18"/>
               </w:rPr>
-              <w:t>Not started</w:t>
+              <w:t>Done</w:t>
             </w:r>
           </w:p>
         </w:tc>
@@ -14195,7 +14195,7 @@
               <w:rPr>
                 <w:sz w:val="18"/>
               </w:rPr>
-              <w:t>Needs the prices, and is built by hand</w:t>
+              <w:t>Five pages, built on core.v_flight_kpi</w:t>
             </w:r>
           </w:p>
         </w:tc>
@@ -14973,6 +14973,94 @@
           </w:p>
         </w:tc>
       </w:tr>
+      <w:tr>
+        <w:tc>
+          <w:tcPr>
+            <w:tcW w:type="dxa" w:w="1300"/>
+          </w:tcPr>
+          <w:p>
+            <w:r/>
+            <w:r>
+              <w:rPr>
+                <w:sz w:val="18"/>
+              </w:rPr>
+              <w:t>2026-10-11</w:t>
+            </w:r>
+          </w:p>
+        </w:tc>
+        <w:tc>
+          <w:tcPr>
+            <w:tcW w:type="dxa" w:w="2200"/>
+          </w:tcPr>
+          <w:p>
+            <w:r/>
+            <w:r>
+              <w:rPr>
+                <w:sz w:val="18"/>
+              </w:rPr>
+              <w:t>Power BI dashboard built</w:t>
+            </w:r>
+          </w:p>
+        </w:tc>
+        <w:tc>
+          <w:tcPr>
+            <w:tcW w:type="dxa" w:w="5526"/>
+          </w:tcPr>
+          <w:p>
+            <w:r/>
+            <w:r>
+              <w:rPr>
+                <w:sz w:val="18"/>
+              </w:rPr>
+              <w:t>Five pages on top of core.v_flight_kpi: overview, routes and airports, airlines and aircraft, carbon cost, and data quality. Every KPI counts only flights that passed the quality checks. Power BI imports straight from PostgreSQL, so a pipeline rerun plus Refresh brings it up to date.</w:t>
+            </w:r>
+          </w:p>
+        </w:tc>
+      </w:tr>
+      <w:tr>
+        <w:tc>
+          <w:tcPr>
+            <w:tcW w:type="dxa" w:w="1300"/>
+          </w:tcPr>
+          <w:p>
+            <w:r/>
+            <w:r>
+              <w:rPr>
+                <w:sz w:val="18"/>
+              </w:rPr>
+              <w:t>2026-10-11</w:t>
+            </w:r>
+          </w:p>
+        </w:tc>
+        <w:tc>
+          <w:tcPr>
+            <w:tcW w:type="dxa" w:w="2200"/>
+          </w:tcPr>
+          <w:p>
+            <w:r/>
+            <w:r>
+              <w:rPr>
+                <w:sz w:val="18"/>
+              </w:rPr>
+              <w:t>Three bugs the dashboard exposed</w:t>
+            </w:r>
+          </w:p>
+        </w:tc>
+        <w:tc>
+          <w:tcPr>
+            <w:tcW w:type="dxa" w:w="5526"/>
+          </w:tcPr>
+          <w:p>
+            <w:r/>
+            <w:r>
+              <w:rPr>
+                <w:sz w:val="18"/>
+              </w:rPr>
+              <w:t>Aircraft types were named after the first registry entry alphabetically, so a misfiled glider renamed every B737; each type now takes the most common name. No airline was flagged as cargo, because loading flights wiped the flag and the name check missed 'Federal Express'; cargo is now also spotted by ICAO code (11 operators, 3,229 flights). And reloading aircraft data after the fuel step crashed on a foreign key; the rebuild now updates in place. Fuel, CO2 and cost totals were unchanged.</w:t>
+            </w:r>
+          </w:p>
+        </w:tc>
+      </w:tr>
     </w:tbl>
     <w:p/>
     <w:p>
@@ -14981,17 +15069,6 @@
       </w:pPr>
       <w:r>
         <w:t>16. What comes next</w:t>
-      </w:r>
-    </w:p>
-    <w:p>
-      <w:pPr>
-        <w:pStyle w:val="ListBullet"/>
-      </w:pPr>
-      <w:r>
-        <w:rPr>
-          <w:sz w:val="21"/>
-        </w:rPr>
-        <w:t>Build the Power BI report: overview, efficiency, and data quality pages.</w:t>
       </w:r>
     </w:p>
     <w:p>

--- a/files/Project_Summary.docx
+++ b/files/Project_Summary.docx
@@ -7043,6 +7043,66 @@
           </w:p>
         </w:tc>
       </w:tr>
+      <w:tr>
+        <w:tc>
+          <w:tcPr>
+            <w:tcW w:type="dxa" w:w="5000"/>
+          </w:tcPr>
+          <w:p>
+            <w:r/>
+            <w:r>
+              <w:rPr>
+                <w:sz w:val="18"/>
+              </w:rPr>
+              <w:t>carbon_market</w:t>
+            </w:r>
+          </w:p>
+        </w:tc>
+        <w:tc>
+          <w:tcPr>
+            <w:tcW w:type="dxa" w:w="4026"/>
+          </w:tcPr>
+          <w:p>
+            <w:r/>
+            <w:r>
+              <w:rPr>
+                <w:sz w:val="18"/>
+              </w:rPr>
+              <w:t>character varying</w:t>
+            </w:r>
+          </w:p>
+        </w:tc>
+      </w:tr>
+      <w:tr>
+        <w:tc>
+          <w:tcPr>
+            <w:tcW w:type="dxa" w:w="5000"/>
+          </w:tcPr>
+          <w:p>
+            <w:r/>
+            <w:r>
+              <w:rPr>
+                <w:sz w:val="18"/>
+              </w:rPr>
+              <w:t>fuel_calibration_factor</w:t>
+            </w:r>
+          </w:p>
+        </w:tc>
+        <w:tc>
+          <w:tcPr>
+            <w:tcW w:type="dxa" w:w="4026"/>
+          </w:tcPr>
+          <w:p>
+            <w:r/>
+            <w:r>
+              <w:rPr>
+                <w:sz w:val="18"/>
+              </w:rPr>
+              <w:t>double precision</w:t>
+            </w:r>
+          </w:p>
+        </w:tc>
+      </w:tr>
     </w:tbl>
     <w:p/>
     <w:p>
@@ -9124,7 +9184,7 @@
               <w:rPr>
                 <w:sz w:val="18"/>
               </w:rPr>
-              <w:t>fuel_burn_adjusted_kg</w:t>
+              <w:t>fuel_calibration_factor</w:t>
             </w:r>
           </w:p>
         </w:tc>
@@ -9154,7 +9214,7 @@
               <w:rPr>
                 <w:sz w:val="18"/>
               </w:rPr>
-              <w:t>co2_adjusted_kg</w:t>
+              <w:t>fuel_burn_adjusted_kg</w:t>
             </w:r>
           </w:p>
         </w:tc>
@@ -9184,7 +9244,7 @@
               <w:rPr>
                 <w:sz w:val="18"/>
               </w:rPr>
-              <w:t>co2_adjusted_tonnes</w:t>
+              <w:t>co2_adjusted_kg</w:t>
             </w:r>
           </w:p>
         </w:tc>
@@ -9214,7 +9274,7 @@
               <w:rPr>
                 <w:sz w:val="18"/>
               </w:rPr>
-              <w:t>fuel_cost_eur</w:t>
+              <w:t>co2_adjusted_tonnes</w:t>
             </w:r>
           </w:p>
         </w:tc>
@@ -9244,7 +9304,7 @@
               <w:rPr>
                 <w:sz w:val="18"/>
               </w:rPr>
-              <w:t>ets_cost_eur</w:t>
+              <w:t>fuel_cost_eur</w:t>
             </w:r>
           </w:p>
         </w:tc>
@@ -9274,7 +9334,7 @@
               <w:rPr>
                 <w:sz w:val="18"/>
               </w:rPr>
-              <w:t>total_cost_eur</w:t>
+              <w:t>ets_cost_eur</w:t>
             </w:r>
           </w:p>
         </w:tc>
@@ -9304,7 +9364,7 @@
               <w:rPr>
                 <w:sz w:val="18"/>
               </w:rPr>
-              <w:t>is_domestic_fr</w:t>
+              <w:t>total_cost_eur</w:t>
             </w:r>
           </w:p>
         </w:tc>
@@ -9318,7 +9378,7 @@
               <w:rPr>
                 <w:sz w:val="18"/>
               </w:rPr>
-              <w:t>boolean</w:t>
+              <w:t>double precision</w:t>
             </w:r>
           </w:p>
         </w:tc>
@@ -9334,6 +9394,36 @@
               <w:rPr>
                 <w:sz w:val="18"/>
               </w:rPr>
+              <w:t>is_domestic_fr</w:t>
+            </w:r>
+          </w:p>
+        </w:tc>
+        <w:tc>
+          <w:tcPr>
+            <w:tcW w:type="dxa" w:w="4026"/>
+          </w:tcPr>
+          <w:p>
+            <w:r/>
+            <w:r>
+              <w:rPr>
+                <w:sz w:val="18"/>
+              </w:rPr>
+              <w:t>boolean</w:t>
+            </w:r>
+          </w:p>
+        </w:tc>
+      </w:tr>
+      <w:tr>
+        <w:tc>
+          <w:tcPr>
+            <w:tcW w:type="dxa" w:w="5000"/>
+          </w:tcPr>
+          <w:p>
+            <w:r/>
+            <w:r>
+              <w:rPr>
+                <w:sz w:val="18"/>
+              </w:rPr>
               <w:t>is_intra_eea</w:t>
             </w:r>
           </w:p>
@@ -9349,6 +9439,36 @@
                 <w:sz w:val="18"/>
               </w:rPr>
               <w:t>boolean</w:t>
+            </w:r>
+          </w:p>
+        </w:tc>
+      </w:tr>
+      <w:tr>
+        <w:tc>
+          <w:tcPr>
+            <w:tcW w:type="dxa" w:w="5000"/>
+          </w:tcPr>
+          <w:p>
+            <w:r/>
+            <w:r>
+              <w:rPr>
+                <w:sz w:val="18"/>
+              </w:rPr>
+              <w:t>carbon_market</w:t>
+            </w:r>
+          </w:p>
+        </w:tc>
+        <w:tc>
+          <w:tcPr>
+            <w:tcW w:type="dxa" w:w="4026"/>
+          </w:tcPr>
+          <w:p>
+            <w:r/>
+            <w:r>
+              <w:rPr>
+                <w:sz w:val="18"/>
+              </w:rPr>
+              <w:t>character varying</w:t>
             </w:r>
           </w:p>
         </w:tc>
@@ -13604,7 +13724,7 @@
               <w:rPr>
                 <w:sz w:val="18"/>
               </w:rPr>
-              <w:t>2026-09-23</w:t>
+              <w:t>2026-10-11</w:t>
             </w:r>
           </w:p>
         </w:tc>
@@ -14107,7 +14227,7 @@
               <w:rPr>
                 <w:sz w:val="18"/>
               </w:rPr>
-              <w:t>7 of 8 types within 15 percent of published</w:t>
+              <w:t>16 types vs ICAO, 93 percent of CO2; corrected to ICAO</w:t>
             </w:r>
           </w:p>
         </w:tc>
@@ -14151,7 +14271,7 @@
               <w:rPr>
                 <w:sz w:val="18"/>
               </w:rPr>
-              <w:t>Priced at June 2022 market prices, sources cited</w:t>
+              <w:t>June 2022 prices; 2022 EU ETS scope by direction</w:t>
             </w:r>
           </w:p>
         </w:tc>
@@ -15061,6 +15181,94 @@
           </w:p>
         </w:tc>
       </w:tr>
+      <w:tr>
+        <w:tc>
+          <w:tcPr>
+            <w:tcW w:type="dxa" w:w="1300"/>
+          </w:tcPr>
+          <w:p>
+            <w:r/>
+            <w:r>
+              <w:rPr>
+                <w:sz w:val="18"/>
+              </w:rPr>
+              <w:t>2026-10-11</w:t>
+            </w:r>
+          </w:p>
+        </w:tc>
+        <w:tc>
+          <w:tcPr>
+            <w:tcW w:type="dxa" w:w="2200"/>
+          </w:tcPr>
+          <w:p>
+            <w:r/>
+            <w:r>
+              <w:rPr>
+                <w:sz w:val="18"/>
+              </w:rPr>
+              <w:t>Carbon market scope settled</w:t>
+            </w:r>
+          </w:p>
+        </w:tc>
+        <w:tc>
+          <w:tcPr>
+            <w:tcW w:type="dxa" w:w="5526"/>
+          </w:tcPr>
+          <w:p>
+            <w:r/>
+            <w:r>
+              <w:rPr>
+                <w:sz w:val="18"/>
+              </w:rPr>
+              <w:t>The 2022 rules depend on direction: Paris-London and Paris-Geneva were in the EU ETS, London-Paris in the UK ETS and Geneva-Paris in the Swiss ETS; flights to the outermost regions were exempt. The code had counted Switzerland as fully in and the UK as fully out. Each flight now gets a carbon_market label, sourced to the European Commission, Transport &amp; Environment and Regulation (EU) 2017/2392.</w:t>
+            </w:r>
+          </w:p>
+        </w:tc>
+      </w:tr>
+      <w:tr>
+        <w:tc>
+          <w:tcPr>
+            <w:tcW w:type="dxa" w:w="1300"/>
+          </w:tcPr>
+          <w:p>
+            <w:r/>
+            <w:r>
+              <w:rPr>
+                <w:sz w:val="18"/>
+              </w:rPr>
+              <w:t>2026-10-11</w:t>
+            </w:r>
+          </w:p>
+        </w:tc>
+        <w:tc>
+          <w:tcPr>
+            <w:tcW w:type="dxa" w:w="2200"/>
+          </w:tcPr>
+          <w:p>
+            <w:r/>
+            <w:r>
+              <w:rPr>
+                <w:sz w:val="18"/>
+              </w:rPr>
+              <w:t>Fuel model checked against ICAO and corrected</w:t>
+            </w:r>
+          </w:p>
+        </w:tc>
+        <w:tc>
+          <w:tcPr>
+            <w:tcW w:type="dxa" w:w="5526"/>
+          </w:tcPr>
+          <w:p>
+            <w:r/>
+            <w:r>
+              <w:rPr>
+                <w:sz w:val="18"/>
+              </w:rPr>
+              <w:t>The eight uncited cruise-burn figures were replaced with ICAO's published fuel table, and the check widened to 16 types covering 93 percent of the CO2. Nine agreed within 15 percent; the 777 family was 23-37 percent high and the A320neo and A321neo 23-31 percent low. Each checked type is now scaled to ICAO, keeping the raw output. Final figures: 506,751 tonnes of fuel, 1.60 million tonnes of CO2, EUR 662 million of fuel and EUR 39 million of carbon. 70 percent of the CO2 falls outside the EU carbon market, and 68.5 percent under no carbon market at all.</w:t>
+            </w:r>
+          </w:p>
+        </w:tc>
+      </w:tr>
     </w:tbl>
     <w:p/>
     <w:p>
@@ -15079,7 +15287,7 @@
         <w:rPr>
           <w:sz w:val="21"/>
         </w:rPr>
-        <w:t>Write up the finding: 74 percent of the CO2 from French air traffic falls outside the EU carbon market, because the long-haul flights that dominate emissions are not covered.</w:t>
+        <w:t>Optional: write up the finding - 70 percent of the CO2 from French air traffic falls outside the EU carbon market, because the long-haul flights that dominate emissions are not covered.</w:t>
       </w:r>
     </w:p>
     <w:p>
@@ -15090,29 +15298,7 @@
         <w:rPr>
           <w:sz w:val="21"/>
         </w:rPr>
-        <w:t>Settle whether flights to the UK and Switzerland were covered by the EU carbon market in 2022. It moves the 74 percent figure directly.</w:t>
-      </w:r>
-    </w:p>
-    <w:p>
-      <w:pPr>
-        <w:pStyle w:val="ListBullet"/>
-      </w:pPr>
-      <w:r>
-        <w:rPr>
-          <w:sz w:val="21"/>
-        </w:rPr>
-        <w:t>Cite the eight cruise-burn figures in config/validation_reference.yml.</w:t>
-      </w:r>
-    </w:p>
-    <w:p>
-      <w:pPr>
-        <w:pStyle w:val="ListBullet"/>
-      </w:pPr>
-      <w:r>
-        <w:rPr>
-          <w:sz w:val="21"/>
-        </w:rPr>
-        <w:t>Load June 2019 as well, to compare a pre-COVID month against June 2022.</w:t>
+        <w:t>Optional: load June 2019 as well, to compare a pre-COVID month against June 2022.</w:t>
       </w:r>
     </w:p>
     <w:p>
@@ -15121,17 +15307,6 @@
       </w:pPr>
       <w:r>
         <w:t>17. Things still to sort out</w:t>
-      </w:r>
-    </w:p>
-    <w:p>
-      <w:pPr>
-        <w:pStyle w:val="ListBullet"/>
-      </w:pPr>
-      <w:r>
-        <w:rPr>
-          <w:sz w:val="21"/>
-        </w:rPr>
-        <w:t>Whether flights from the EEA to the UK and Switzerland were covered by the EU carbon market in 2022. Switzerland is currently counted as inside, the UK as outside, and neither has a source. It moves the headline finding that 74 percent of the CO2 is uncovered.</w:t>
       </w:r>
     </w:p>
     <w:p>
@@ -15153,7 +15328,7 @@
         <w:rPr>
           <w:sz w:val="21"/>
         </w:rPr>
-        <w:t>The Boeing 777-300ER is modelled 31 percent above its published cruise burn. Long-haul flights dominate the CO2 total, so this pushes the headline figure up. Worth either finding a better reference or stating the effect on the total.</w:t>
+        <w:t>The ICAO correction covers 16 types and 93 percent of the CO2; the rest uses OpenAP as it is. The correction comes from a cruise figure but scales the whole flight, climb and descent included.</w:t>
       </w:r>
     </w:p>
     <w:p>
@@ -15186,18 +15361,7 @@
         <w:rPr>
           <w:sz w:val="21"/>
         </w:rPr>
-        <w:t>The published cruise figures in config/validation_reference.yml are working numbers and still need proper citations.</w:t>
-      </w:r>
-    </w:p>
-    <w:p>
-      <w:pPr>
-        <w:pStyle w:val="ListBullet"/>
-      </w:pPr>
-      <w:r>
-        <w:rPr>
-          <w:sz w:val="21"/>
-        </w:rPr>
-        <w:t>Switzerland is counted as part of the European Economic Area in the code, because it runs a linked carbon market. Strictly it is not in the EEA. That choice needs stating in the writeup.</w:t>
+        <w:t>CO2 under the UK and Swiss carbon markets (1.8 percent of the total) is labelled but not priced. Each system has its own price.</w:t>
       </w:r>
     </w:p>
     <w:sectPr>
